--- a/cse212_cheat_sheet.docx
+++ b/cse212_cheat_sheet.docx
@@ -1,10 +1,13 @@
 
 <file path=word/document.xml><?xml version="1.0" encoding="utf-8"?>
-<w:document xmlns:wpc="http://schemas.microsoft.com/office/word/2010/wordprocessingCanvas" xmlns:cx="http://schemas.microsoft.com/office/drawing/2014/chartex" xmlns:cx1="http://schemas.microsoft.com/office/drawing/2015/9/8/chartex" xmlns:cx2="http://schemas.microsoft.com/office/drawing/2015/10/21/chartex" xmlns:cx3="http://schemas.microsoft.com/office/drawing/2016/5/9/chartex" xmlns:cx4="http://schemas.microsoft.com/office/drawing/2016/5/10/chartex" xmlns:cx5="http://schemas.microsoft.com/office/drawing/2016/5/11/chartex" xmlns:cx6="http://schemas.microsoft.com/office/drawing/2016/5/12/chartex" xmlns:cx7="http://schemas.microsoft.com/office/drawing/2016/5/13/chartex" xmlns:cx8="http://schemas.microsoft.com/office/drawing/2016/5/14/chartex" xmlns:mc="http://schemas.openxmlformats.org/markup-compatibility/2006" xmlns:aink="http://schemas.microsoft.com/office/drawing/2016/ink" xmlns:am3d="http://schemas.microsoft.com/office/drawing/2017/model3d" xmlns:o="urn:schemas-microsoft-com:office:office" xmlns:oel="http://schemas.microsoft.com/office/2019/extlst" xmlns:r="http://schemas.openxmlformats.org/officeDocument/2006/relationships" xmlns:m="http://schemas.openxmlformats.org/officeDocument/2006/math" xmlns:v="urn:schemas-microsoft-com:vml" xmlns:wp14="http://schemas.microsoft.com/office/word/2010/wordprocessingDrawing" xmlns:wp="http://schemas.openxmlformats.org/drawingml/2006/wordprocessingDrawing" xmlns:w10="urn:schemas-microsoft-com:office:word" xmlns:w="http://schemas.openxmlformats.org/wordprocessingml/2006/main" xmlns:w14="http://schemas.microsoft.com/office/word/2010/wordml" xmlns:w15="http://schemas.microsoft.com/office/word/2012/wordml" xmlns:w16cex="http://schemas.microsoft.com/office/word/2018/wordml/cex" xmlns:w16cid="http://schemas.microsoft.com/office/word/2016/wordml/cid" xmlns:w16="http://schemas.microsoft.com/office/word/2018/wordml" xmlns:w16sdtdh="http://schemas.microsoft.com/office/word/2020/wordml/sdtdatahash" xmlns:w16se="http://schemas.microsoft.com/office/word/2015/wordml/symex" xmlns:wpg="http://schemas.microsoft.com/office/word/2010/wordprocessingGroup" xmlns:wpi="http://schemas.microsoft.com/office/word/2010/wordprocessingInk" xmlns:wne="http://schemas.microsoft.com/office/word/2006/wordml" xmlns:wps="http://schemas.microsoft.com/office/word/2010/wordprocessingShape" mc:Ignorable="w14 w15 w16se w16cid w16 w16cex w16sdtdh wp14">
+<w:document xmlns:wpc="http://schemas.microsoft.com/office/word/2010/wordprocessingCanvas" xmlns:cx="http://schemas.microsoft.com/office/drawing/2014/chartex" xmlns:cx1="http://schemas.microsoft.com/office/drawing/2015/9/8/chartex" xmlns:cx2="http://schemas.microsoft.com/office/drawing/2015/10/21/chartex" xmlns:cx3="http://schemas.microsoft.com/office/drawing/2016/5/9/chartex" xmlns:cx4="http://schemas.microsoft.com/office/drawing/2016/5/10/chartex" xmlns:cx5="http://schemas.microsoft.com/office/drawing/2016/5/11/chartex" xmlns:cx6="http://schemas.microsoft.com/office/drawing/2016/5/12/chartex" xmlns:cx7="http://schemas.microsoft.com/office/drawing/2016/5/13/chartex" xmlns:cx8="http://schemas.microsoft.com/office/drawing/2016/5/14/chartex" xmlns:mc="http://schemas.openxmlformats.org/markup-compatibility/2006" xmlns:aink="http://schemas.microsoft.com/office/drawing/2016/ink" xmlns:am3d="http://schemas.microsoft.com/office/drawing/2017/model3d" xmlns:o="urn:schemas-microsoft-com:office:office" xmlns:oel="http://schemas.microsoft.com/office/2019/extlst" xmlns:r="http://schemas.openxmlformats.org/officeDocument/2006/relationships" xmlns:m="http://schemas.openxmlformats.org/officeDocument/2006/math" xmlns:v="urn:schemas-microsoft-com:vml" xmlns:wp14="http://schemas.microsoft.com/office/word/2010/wordprocessingDrawing" xmlns:wp="http://schemas.openxmlformats.org/drawingml/2006/wordprocessingDrawing" xmlns:w10="urn:schemas-microsoft-com:office:word" xmlns:w="http://schemas.openxmlformats.org/wordprocessingml/2006/main" xmlns:w14="http://schemas.microsoft.com/office/word/2010/wordml" xmlns:w15="http://schemas.microsoft.com/office/word/2012/wordml" xmlns:w16cex="http://schemas.microsoft.com/office/word/2018/wordml/cex" xmlns:w16cid="http://schemas.microsoft.com/office/word/2016/wordml/cid" xmlns:w16="http://schemas.microsoft.com/office/word/2018/wordml" xmlns:w16du="http://schemas.microsoft.com/office/word/2023/wordml/word16du" xmlns:w16sdtdh="http://schemas.microsoft.com/office/word/2020/wordml/sdtdatahash" xmlns:w16sdtfl="http://schemas.microsoft.com/office/word/2024/wordml/sdtformatlock" xmlns:w16se="http://schemas.microsoft.com/office/word/2015/wordml/symex" xmlns:wpg="http://schemas.microsoft.com/office/word/2010/wordprocessingGroup" xmlns:wpi="http://schemas.microsoft.com/office/word/2010/wordprocessingInk" xmlns:wne="http://schemas.microsoft.com/office/word/2006/wordml" xmlns:wps="http://schemas.microsoft.com/office/word/2010/wordprocessingShape" mc:Ignorable="w14 w15 w16se w16cid w16 w16cex w16sdtdh w16sdtfl w16du wp14">
   <w:body>
     <w:p>
       <w:r>
-        <w:t>Name: ________________________</w:t>
+        <w:t xml:space="preserve">Name: </w:t>
+      </w:r>
+      <w:r>
+        <w:t xml:space="preserve"> Schnaider Jean Louis</w:t>
       </w:r>
     </w:p>
     <w:p>
@@ -36,11 +39,11 @@
         <w:tblLook w:val="04A0" w:firstRow="1" w:lastRow="0" w:firstColumn="1" w:lastColumn="0" w:noHBand="0" w:noVBand="1"/>
       </w:tblPr>
       <w:tblGrid>
-        <w:gridCol w:w="1258"/>
-        <w:gridCol w:w="4438"/>
-        <w:gridCol w:w="5603"/>
-        <w:gridCol w:w="1376"/>
-        <w:gridCol w:w="1469"/>
+        <w:gridCol w:w="1244"/>
+        <w:gridCol w:w="5292"/>
+        <w:gridCol w:w="5123"/>
+        <w:gridCol w:w="1326"/>
+        <w:gridCol w:w="1405"/>
       </w:tblGrid>
       <w:tr>
         <w:trPr>
@@ -159,6 +162,52 @@
                 <w:szCs w:val="16"/>
               </w:rPr>
             </w:pPr>
+            <w:r>
+              <w:rPr>
+                <w:noProof/>
+              </w:rPr>
+              <w:drawing>
+                <wp:inline distT="0" distB="0" distL="0" distR="0" wp14:anchorId="084A6F11" wp14:editId="74041926">
+                  <wp:extent cx="3200400" cy="2133600"/>
+                  <wp:effectExtent l="0" t="0" r="0" b="0"/>
+                  <wp:docPr id="1432978807" name="Picture 1"/>
+                  <wp:cNvGraphicFramePr>
+                    <a:graphicFrameLocks xmlns:a="http://schemas.openxmlformats.org/drawingml/2006/main" noChangeAspect="1"/>
+                  </wp:cNvGraphicFramePr>
+                  <a:graphic xmlns:a="http://schemas.openxmlformats.org/drawingml/2006/main">
+                    <a:graphicData uri="http://schemas.openxmlformats.org/drawingml/2006/picture">
+                      <pic:pic xmlns:pic="http://schemas.openxmlformats.org/drawingml/2006/picture">
+                        <pic:nvPicPr>
+                          <pic:cNvPr id="1432978807" name="Picture 1432978807"/>
+                          <pic:cNvPicPr/>
+                        </pic:nvPicPr>
+                        <pic:blipFill>
+                          <a:blip r:embed="rId4" cstate="print">
+                            <a:extLst>
+                              <a:ext uri="{28A0092B-C50C-407E-A947-70E740481C1C}">
+                                <a14:useLocalDpi xmlns:a14="http://schemas.microsoft.com/office/drawing/2010/main" val="0"/>
+                              </a:ext>
+                            </a:extLst>
+                          </a:blip>
+                          <a:stretch>
+                            <a:fillRect/>
+                          </a:stretch>
+                        </pic:blipFill>
+                        <pic:spPr>
+                          <a:xfrm>
+                            <a:off x="0" y="0"/>
+                            <a:ext cx="3200400" cy="2133600"/>
+                          </a:xfrm>
+                          <a:prstGeom prst="rect">
+                            <a:avLst/>
+                          </a:prstGeom>
+                        </pic:spPr>
+                      </pic:pic>
+                    </a:graphicData>
+                  </a:graphic>
+                </wp:inline>
+              </w:drawing>
+            </w:r>
           </w:p>
         </w:tc>
         <w:tc>
@@ -258,7 +307,15 @@
               <w:t>Linked List</w:t>
             </w:r>
             <w:r>
-              <w:t xml:space="preserve"> (Doubly-linked)</w:t>
+              <w:t xml:space="preserve"> (</w:t>
+            </w:r>
+            <w:proofErr w:type="gramStart"/>
+            <w:r>
+              <w:t>Doubly-linked</w:t>
+            </w:r>
+            <w:proofErr w:type="gramEnd"/>
+            <w:r>
+              <w:t>)</w:t>
             </w:r>
           </w:p>
         </w:tc>
@@ -273,6 +330,54 @@
                 <w:szCs w:val="16"/>
               </w:rPr>
             </w:pPr>
+            <w:r>
+              <w:rPr>
+                <w:noProof/>
+                <w:sz w:val="16"/>
+                <w:szCs w:val="16"/>
+              </w:rPr>
+              <w:drawing>
+                <wp:inline distT="0" distB="0" distL="0" distR="0" wp14:anchorId="5BB305CF" wp14:editId="1DAC3F46">
+                  <wp:extent cx="3166110" cy="2110740"/>
+                  <wp:effectExtent l="0" t="0" r="0" b="3810"/>
+                  <wp:docPr id="1232834207" name="Picture 2"/>
+                  <wp:cNvGraphicFramePr>
+                    <a:graphicFrameLocks xmlns:a="http://schemas.openxmlformats.org/drawingml/2006/main" noChangeAspect="1"/>
+                  </wp:cNvGraphicFramePr>
+                  <a:graphic xmlns:a="http://schemas.openxmlformats.org/drawingml/2006/main">
+                    <a:graphicData uri="http://schemas.openxmlformats.org/drawingml/2006/picture">
+                      <pic:pic xmlns:pic="http://schemas.openxmlformats.org/drawingml/2006/picture">
+                        <pic:nvPicPr>
+                          <pic:cNvPr id="1232834207" name="Picture 1232834207"/>
+                          <pic:cNvPicPr/>
+                        </pic:nvPicPr>
+                        <pic:blipFill>
+                          <a:blip r:embed="rId5" cstate="print">
+                            <a:extLst>
+                              <a:ext uri="{28A0092B-C50C-407E-A947-70E740481C1C}">
+                                <a14:useLocalDpi xmlns:a14="http://schemas.microsoft.com/office/drawing/2010/main" val="0"/>
+                              </a:ext>
+                            </a:extLst>
+                          </a:blip>
+                          <a:stretch>
+                            <a:fillRect/>
+                          </a:stretch>
+                        </pic:blipFill>
+                        <pic:spPr>
+                          <a:xfrm>
+                            <a:off x="0" y="0"/>
+                            <a:ext cx="3166110" cy="2110740"/>
+                          </a:xfrm>
+                          <a:prstGeom prst="rect">
+                            <a:avLst/>
+                          </a:prstGeom>
+                        </pic:spPr>
+                      </pic:pic>
+                    </a:graphicData>
+                  </a:graphic>
+                </wp:inline>
+              </w:drawing>
+            </w:r>
           </w:p>
         </w:tc>
         <w:tc>
@@ -377,6 +482,7 @@
           </w:tcPr>
           <w:p>
             <w:r>
+              <w:lastRenderedPageBreak/>
               <w:t>Stack</w:t>
             </w:r>
           </w:p>
@@ -392,6 +498,54 @@
                 <w:szCs w:val="16"/>
               </w:rPr>
             </w:pPr>
+            <w:r>
+              <w:rPr>
+                <w:noProof/>
+                <w:sz w:val="16"/>
+                <w:szCs w:val="16"/>
+              </w:rPr>
+              <w:drawing>
+                <wp:inline distT="0" distB="0" distL="0" distR="0" wp14:anchorId="4F718733" wp14:editId="031D7F60">
+                  <wp:extent cx="3211830" cy="2141220"/>
+                  <wp:effectExtent l="0" t="0" r="7620" b="0"/>
+                  <wp:docPr id="265920738" name="Picture 3"/>
+                  <wp:cNvGraphicFramePr>
+                    <a:graphicFrameLocks xmlns:a="http://schemas.openxmlformats.org/drawingml/2006/main" noChangeAspect="1"/>
+                  </wp:cNvGraphicFramePr>
+                  <a:graphic xmlns:a="http://schemas.openxmlformats.org/drawingml/2006/main">
+                    <a:graphicData uri="http://schemas.openxmlformats.org/drawingml/2006/picture">
+                      <pic:pic xmlns:pic="http://schemas.openxmlformats.org/drawingml/2006/picture">
+                        <pic:nvPicPr>
+                          <pic:cNvPr id="265920738" name="Picture 265920738"/>
+                          <pic:cNvPicPr/>
+                        </pic:nvPicPr>
+                        <pic:blipFill>
+                          <a:blip r:embed="rId6" cstate="print">
+                            <a:extLst>
+                              <a:ext uri="{28A0092B-C50C-407E-A947-70E740481C1C}">
+                                <a14:useLocalDpi xmlns:a14="http://schemas.microsoft.com/office/drawing/2010/main" val="0"/>
+                              </a:ext>
+                            </a:extLst>
+                          </a:blip>
+                          <a:stretch>
+                            <a:fillRect/>
+                          </a:stretch>
+                        </pic:blipFill>
+                        <pic:spPr>
+                          <a:xfrm>
+                            <a:off x="0" y="0"/>
+                            <a:ext cx="3211830" cy="2141220"/>
+                          </a:xfrm>
+                          <a:prstGeom prst="rect">
+                            <a:avLst/>
+                          </a:prstGeom>
+                        </pic:spPr>
+                      </pic:pic>
+                    </a:graphicData>
+                  </a:graphic>
+                </wp:inline>
+              </w:drawing>
+            </w:r>
           </w:p>
         </w:tc>
         <w:tc>
@@ -466,6 +620,54 @@
                 <w:szCs w:val="16"/>
               </w:rPr>
             </w:pPr>
+            <w:r>
+              <w:rPr>
+                <w:noProof/>
+                <w:sz w:val="16"/>
+                <w:szCs w:val="16"/>
+              </w:rPr>
+              <w:drawing>
+                <wp:inline distT="0" distB="0" distL="0" distR="0" wp14:anchorId="7CCE2526" wp14:editId="5E29C2A8">
+                  <wp:extent cx="3223260" cy="2148840"/>
+                  <wp:effectExtent l="0" t="0" r="0" b="3810"/>
+                  <wp:docPr id="2062496070" name="Picture 4"/>
+                  <wp:cNvGraphicFramePr>
+                    <a:graphicFrameLocks xmlns:a="http://schemas.openxmlformats.org/drawingml/2006/main" noChangeAspect="1"/>
+                  </wp:cNvGraphicFramePr>
+                  <a:graphic xmlns:a="http://schemas.openxmlformats.org/drawingml/2006/main">
+                    <a:graphicData uri="http://schemas.openxmlformats.org/drawingml/2006/picture">
+                      <pic:pic xmlns:pic="http://schemas.openxmlformats.org/drawingml/2006/picture">
+                        <pic:nvPicPr>
+                          <pic:cNvPr id="2062496070" name="Picture 2062496070"/>
+                          <pic:cNvPicPr/>
+                        </pic:nvPicPr>
+                        <pic:blipFill>
+                          <a:blip r:embed="rId7" cstate="print">
+                            <a:extLst>
+                              <a:ext uri="{28A0092B-C50C-407E-A947-70E740481C1C}">
+                                <a14:useLocalDpi xmlns:a14="http://schemas.microsoft.com/office/drawing/2010/main" val="0"/>
+                              </a:ext>
+                            </a:extLst>
+                          </a:blip>
+                          <a:stretch>
+                            <a:fillRect/>
+                          </a:stretch>
+                        </pic:blipFill>
+                        <pic:spPr>
+                          <a:xfrm>
+                            <a:off x="0" y="0"/>
+                            <a:ext cx="3223260" cy="2148840"/>
+                          </a:xfrm>
+                          <a:prstGeom prst="rect">
+                            <a:avLst/>
+                          </a:prstGeom>
+                        </pic:spPr>
+                      </pic:pic>
+                    </a:graphicData>
+                  </a:graphic>
+                </wp:inline>
+              </w:drawing>
+            </w:r>
           </w:p>
         </w:tc>
         <w:tc>
@@ -540,6 +742,54 @@
                 <w:szCs w:val="16"/>
               </w:rPr>
             </w:pPr>
+            <w:r>
+              <w:rPr>
+                <w:noProof/>
+                <w:sz w:val="16"/>
+                <w:szCs w:val="16"/>
+              </w:rPr>
+              <w:drawing>
+                <wp:inline distT="0" distB="0" distL="0" distR="0" wp14:anchorId="49C821FA" wp14:editId="4BED001A">
+                  <wp:extent cx="3211830" cy="2141220"/>
+                  <wp:effectExtent l="0" t="0" r="7620" b="0"/>
+                  <wp:docPr id="1804525761" name="Picture 5"/>
+                  <wp:cNvGraphicFramePr>
+                    <a:graphicFrameLocks xmlns:a="http://schemas.openxmlformats.org/drawingml/2006/main" noChangeAspect="1"/>
+                  </wp:cNvGraphicFramePr>
+                  <a:graphic xmlns:a="http://schemas.openxmlformats.org/drawingml/2006/main">
+                    <a:graphicData uri="http://schemas.openxmlformats.org/drawingml/2006/picture">
+                      <pic:pic xmlns:pic="http://schemas.openxmlformats.org/drawingml/2006/picture">
+                        <pic:nvPicPr>
+                          <pic:cNvPr id="1804525761" name="Picture 1804525761"/>
+                          <pic:cNvPicPr/>
+                        </pic:nvPicPr>
+                        <pic:blipFill>
+                          <a:blip r:embed="rId8" cstate="print">
+                            <a:extLst>
+                              <a:ext uri="{28A0092B-C50C-407E-A947-70E740481C1C}">
+                                <a14:useLocalDpi xmlns:a14="http://schemas.microsoft.com/office/drawing/2010/main" val="0"/>
+                              </a:ext>
+                            </a:extLst>
+                          </a:blip>
+                          <a:stretch>
+                            <a:fillRect/>
+                          </a:stretch>
+                        </pic:blipFill>
+                        <pic:spPr>
+                          <a:xfrm>
+                            <a:off x="0" y="0"/>
+                            <a:ext cx="3211830" cy="2141220"/>
+                          </a:xfrm>
+                          <a:prstGeom prst="rect">
+                            <a:avLst/>
+                          </a:prstGeom>
+                        </pic:spPr>
+                      </pic:pic>
+                    </a:graphicData>
+                  </a:graphic>
+                </wp:inline>
+              </w:drawing>
+            </w:r>
           </w:p>
         </w:tc>
         <w:tc>
@@ -592,6 +842,7 @@
           </w:tcPr>
           <w:p>
             <w:r>
+              <w:lastRenderedPageBreak/>
               <w:t>Balanced BST</w:t>
             </w:r>
           </w:p>
@@ -607,6 +858,54 @@
                 <w:szCs w:val="16"/>
               </w:rPr>
             </w:pPr>
+            <w:r>
+              <w:rPr>
+                <w:noProof/>
+                <w:sz w:val="16"/>
+                <w:szCs w:val="16"/>
+              </w:rPr>
+              <w:drawing>
+                <wp:inline distT="0" distB="0" distL="0" distR="0" wp14:anchorId="3457C91B" wp14:editId="48AA64E2">
+                  <wp:extent cx="3131820" cy="2087880"/>
+                  <wp:effectExtent l="0" t="0" r="0" b="7620"/>
+                  <wp:docPr id="1327566085" name="Picture 6"/>
+                  <wp:cNvGraphicFramePr>
+                    <a:graphicFrameLocks xmlns:a="http://schemas.openxmlformats.org/drawingml/2006/main" noChangeAspect="1"/>
+                  </wp:cNvGraphicFramePr>
+                  <a:graphic xmlns:a="http://schemas.openxmlformats.org/drawingml/2006/main">
+                    <a:graphicData uri="http://schemas.openxmlformats.org/drawingml/2006/picture">
+                      <pic:pic xmlns:pic="http://schemas.openxmlformats.org/drawingml/2006/picture">
+                        <pic:nvPicPr>
+                          <pic:cNvPr id="1327566085" name="Picture 1327566085"/>
+                          <pic:cNvPicPr/>
+                        </pic:nvPicPr>
+                        <pic:blipFill>
+                          <a:blip r:embed="rId9" cstate="print">
+                            <a:extLst>
+                              <a:ext uri="{28A0092B-C50C-407E-A947-70E740481C1C}">
+                                <a14:useLocalDpi xmlns:a14="http://schemas.microsoft.com/office/drawing/2010/main" val="0"/>
+                              </a:ext>
+                            </a:extLst>
+                          </a:blip>
+                          <a:stretch>
+                            <a:fillRect/>
+                          </a:stretch>
+                        </pic:blipFill>
+                        <pic:spPr>
+                          <a:xfrm>
+                            <a:off x="0" y="0"/>
+                            <a:ext cx="3131820" cy="2087880"/>
+                          </a:xfrm>
+                          <a:prstGeom prst="rect">
+                            <a:avLst/>
+                          </a:prstGeom>
+                        </pic:spPr>
+                      </pic:pic>
+                    </a:graphicData>
+                  </a:graphic>
+                </wp:inline>
+              </w:drawing>
+            </w:r>
           </w:p>
         </w:tc>
         <w:tc>
@@ -662,7 +961,7 @@
 </file>
 
 <file path=word/styles.xml><?xml version="1.0" encoding="utf-8"?>
-<w:styles xmlns:mc="http://schemas.openxmlformats.org/markup-compatibility/2006" xmlns:r="http://schemas.openxmlformats.org/officeDocument/2006/relationships" xmlns:w="http://schemas.openxmlformats.org/wordprocessingml/2006/main" xmlns:w14="http://schemas.microsoft.com/office/word/2010/wordml" xmlns:w15="http://schemas.microsoft.com/office/word/2012/wordml" xmlns:w16cex="http://schemas.microsoft.com/office/word/2018/wordml/cex" xmlns:w16cid="http://schemas.microsoft.com/office/word/2016/wordml/cid" xmlns:w16="http://schemas.microsoft.com/office/word/2018/wordml" xmlns:w16sdtdh="http://schemas.microsoft.com/office/word/2020/wordml/sdtdatahash" xmlns:w16se="http://schemas.microsoft.com/office/word/2015/wordml/symex" mc:Ignorable="w14 w15 w16se w16cid w16 w16cex w16sdtdh">
+<w:styles xmlns:mc="http://schemas.openxmlformats.org/markup-compatibility/2006" xmlns:r="http://schemas.openxmlformats.org/officeDocument/2006/relationships" xmlns:w="http://schemas.openxmlformats.org/wordprocessingml/2006/main" xmlns:w14="http://schemas.microsoft.com/office/word/2010/wordml" xmlns:w15="http://schemas.microsoft.com/office/word/2012/wordml" xmlns:w16cex="http://schemas.microsoft.com/office/word/2018/wordml/cex" xmlns:w16cid="http://schemas.microsoft.com/office/word/2016/wordml/cid" xmlns:w16="http://schemas.microsoft.com/office/word/2018/wordml" xmlns:w16du="http://schemas.microsoft.com/office/word/2023/wordml/word16du" xmlns:w16sdtdh="http://schemas.microsoft.com/office/word/2020/wordml/sdtdatahash" xmlns:w16sdtfl="http://schemas.microsoft.com/office/word/2024/wordml/sdtformatlock" xmlns:w16se="http://schemas.microsoft.com/office/word/2015/wordml/symex" mc:Ignorable="w14 w15 w16se w16cid w16 w16cex w16sdtdh w16sdtfl w16du">
   <w:docDefaults>
     <w:rPrDefault>
       <w:rPr>
